--- a/docs/manual/dist/CGA Getting Started (zh-CN).docx
+++ b/docs/manual/dist/CGA Getting Started (zh-CN).docx
@@ -25,17 +25,6 @@
           <w:i w:val="0"/>
           <w:sz w:val="21"/>
         </w:rPr>
-        <w:t>状态：内容创建完成，等待执行验证</w:t>
-      </w:r>
-    </w:p>
-    <w:p>
-      <w:r>
-        <w:rPr>
-          <w:rFonts w:ascii="Microsoft YaHei" w:hAnsi="Microsoft YaHei" w:eastAsia="Microsoft YaHei"/>
-          <w:b w:val="0"/>
-          <w:i w:val="0"/>
-          <w:sz w:val="21"/>
-        </w:rPr>
         <w:t>受众：CGA 的新用户</w:t>
       </w:r>
     </w:p>
@@ -48,21 +37,6 @@
           <w:sz w:val="21"/>
         </w:rPr>
         <w:t>本文档将引导您在 CGA 中创建第一个机器人并查看第一次测试的结果。一步步进行，检查每一步的预期结果，然后再进行下一步。</w:t>
-      </w:r>
-    </w:p>
-    <w:p>
-      <w:pPr>
-        <w:spacing w:before="80" w:after="160"/>
-        <w:ind w:left="288" w:right="288"/>
-      </w:pPr>
-      <w:r>
-        <w:rPr>
-          <w:rFonts w:ascii="Microsoft YaHei" w:hAnsi="Microsoft YaHei" w:eastAsia="Microsoft YaHei"/>
-          <w:i/>
-          <w:color w:val="5F6368"/>
-          <w:sz w:val="19"/>
-        </w:rPr>
-        <w:t>机器人创建提交和模拟器执行已通过验证机器人确认。尽管队列注册已被确认，ML学习尚未完成，因此学习完成后的成功路径不被视为操作确认过程。</w:t>
       </w:r>
     </w:p>
     <w:p>
@@ -206,17 +180,6 @@
           <w:sz w:val="21"/>
         </w:rPr>
         <w:t>默认选择使用哪种 NLU 方法</w:t>
-      </w:r>
-    </w:p>
-    <w:p>
-      <w:r>
-        <w:rPr>
-          <w:rFonts w:ascii="Microsoft YaHei" w:hAnsi="Microsoft YaHei" w:eastAsia="Microsoft YaHei"/>
-          <w:b w:val="0"/>
-          <w:i w:val="0"/>
-          <w:sz w:val="21"/>
-        </w:rPr>
-        <w:t>第一次学习屏幕时，建议根据`ML`和`固定回答`的组合来检查屏幕。该组合在当前创建屏幕中显示为 `可运行/训练`。实际的创作和学习成功需要单独验证。</w:t>
       </w:r>
     </w:p>
     <w:p>
@@ -1621,21 +1584,6 @@
     </w:p>
     <w:p>
       <w:pPr>
-        <w:spacing w:before="80" w:after="160"/>
-        <w:ind w:left="288" w:right="288"/>
-      </w:pPr>
-      <w:r>
-        <w:rPr>
-          <w:rFonts w:ascii="Microsoft YaHei" w:hAnsi="Microsoft YaHei" w:eastAsia="Microsoft YaHei"/>
-          <w:i/>
-          <w:color w:val="5F6368"/>
-          <w:sz w:val="19"/>
-        </w:rPr>
-        <w:t>验证机器人的创建结果和屏幕移动到版本`v1`已得到确认。学习请求已注册到队列中，但刷新后仍保持状态`未训练`，并且学习历史记录中没有结果。</w:t>
-      </w:r>
-    </w:p>
-    <w:p>
-      <w:pPr>
         <w:pStyle w:val="Heading2"/>
       </w:pPr>
       <w:r>
@@ -1801,17 +1749,6 @@
           <w:sz w:val="21"/>
         </w:rPr>
         <w:t>如果出现问题</w:t>
-      </w:r>
-    </w:p>
-    <w:p>
-      <w:r>
-        <w:rPr>
-          <w:rFonts w:ascii="Microsoft YaHei" w:hAnsi="Microsoft YaHei" w:eastAsia="Microsoft YaHei"/>
-          <w:b w:val="0"/>
-          <w:i w:val="0"/>
-          <w:sz w:val="21"/>
-        </w:rPr>
-        <w:t>如果没有响应或与预期不同，请首先检查机器人/版本、训练或索引状态、所选引擎和响应方法。验证机器人在未完成训练的情况下显示 `意图未分类` 和 `由于没有训练语句，无法执行意图分类`。</w:t>
       </w:r>
     </w:p>
     <w:p>
@@ -2029,19 +1966,6 @@
           <w:sz w:val="21"/>
         </w:rPr>
         <w:t>[CGA NLU使用指南](../cga-nlu-guide/README.md)</w:t>
-      </w:r>
-    </w:p>
-    <w:p>
-      <w:pPr>
-        <w:pStyle w:val="ListBullet"/>
-        <w:spacing w:after="80"/>
-      </w:pPr>
-      <w:r>
-        <w:rPr>
-          <w:rFonts w:ascii="Microsoft YaHei" w:hAnsi="Microsoft YaHei" w:eastAsia="Microsoft YaHei"/>
-          <w:sz w:val="21"/>
-        </w:rPr>
-        <w:t>[功能验证表](../cga-manual-verification-matrix.md)</w:t>
       </w:r>
     </w:p>
     <w:sectPr>

--- a/docs/manual/dist/CGA Getting Started (zh-CN).docx
+++ b/docs/manual/dist/CGA Getting Started (zh-CN).docx
@@ -72,6 +72,8 @@
       <w:r>
         <w:rPr>
           <w:rFonts w:ascii="Microsoft YaHei" w:hAnsi="Microsoft YaHei" w:eastAsia="Microsoft YaHei"/>
+          <w:b w:val="0"/>
+          <w:i w:val="0"/>
           <w:sz w:val="21"/>
         </w:rPr>
         <w:t>您可以在创建新机器人之前准备必要的信息。</w:t>
@@ -85,6 +87,8 @@
       <w:r>
         <w:rPr>
           <w:rFonts w:ascii="Microsoft YaHei" w:hAnsi="Microsoft YaHei" w:eastAsia="Microsoft YaHei"/>
+          <w:b w:val="0"/>
+          <w:i w:val="0"/>
           <w:sz w:val="21"/>
         </w:rPr>
         <w:t>您可以决定在ML·Semantic·LLM中选择哪种NLU方法。</w:t>
@@ -98,6 +102,8 @@
       <w:r>
         <w:rPr>
           <w:rFonts w:ascii="Microsoft YaHei" w:hAnsi="Microsoft YaHei" w:eastAsia="Microsoft YaHei"/>
+          <w:b w:val="0"/>
+          <w:i w:val="0"/>
           <w:sz w:val="21"/>
         </w:rPr>
         <w:t>您可以在创建屏幕上检查型号、响应方法和支持状态。</w:t>
@@ -111,6 +117,8 @@
       <w:r>
         <w:rPr>
           <w:rFonts w:ascii="Microsoft YaHei" w:hAnsi="Microsoft YaHei" w:eastAsia="Microsoft YaHei"/>
+          <w:b w:val="0"/>
+          <w:i w:val="0"/>
           <w:sz w:val="21"/>
         </w:rPr>
         <w:t>创建机器人后，您将知道在训练或索引以及首次测试中要寻找什么。</w:t>
@@ -138,6 +146,8 @@
       <w:r>
         <w:rPr>
           <w:rFonts w:ascii="Microsoft YaHei" w:hAnsi="Microsoft YaHei" w:eastAsia="Microsoft YaHei"/>
+          <w:b w:val="0"/>
+          <w:i w:val="0"/>
           <w:sz w:val="21"/>
         </w:rPr>
         <w:t>CGA工作室帐号</w:t>
@@ -151,6 +161,8 @@
       <w:r>
         <w:rPr>
           <w:rFonts w:ascii="Microsoft YaHei" w:hAnsi="Microsoft YaHei" w:eastAsia="Microsoft YaHei"/>
+          <w:b w:val="0"/>
+          <w:i w:val="0"/>
           <w:sz w:val="21"/>
         </w:rPr>
         <w:t>要创建的机器人名称</w:t>
@@ -164,6 +176,8 @@
       <w:r>
         <w:rPr>
           <w:rFonts w:ascii="Microsoft YaHei" w:hAnsi="Microsoft YaHei" w:eastAsia="Microsoft YaHei"/>
+          <w:b w:val="0"/>
+          <w:i w:val="0"/>
           <w:sz w:val="21"/>
         </w:rPr>
         <w:t>用于测试的简短用户话语。</w:t>
@@ -177,6 +191,8 @@
       <w:r>
         <w:rPr>
           <w:rFonts w:ascii="Microsoft YaHei" w:hAnsi="Microsoft YaHei" w:eastAsia="Microsoft YaHei"/>
+          <w:b w:val="0"/>
+          <w:i w:val="0"/>
           <w:sz w:val="21"/>
         </w:rPr>
         <w:t>默认选择使用哪种 NLU 方法</w:t>
@@ -190,7 +206,25 @@
           <w:i w:val="0"/>
           <w:sz w:val="21"/>
         </w:rPr>
-        <w:t>如果您需要引擎的详细选择标准，请先查看[NLU使用指南](../cga-nlu-guide/README.md)。</w:t>
+        <w:t>如果您需要引擎的详细选择标准，请先查看</w:t>
+      </w:r>
+      <w:r>
+        <w:rPr>
+          <w:rFonts w:ascii="Microsoft YaHei" w:hAnsi="Microsoft YaHei" w:eastAsia="Microsoft YaHei"/>
+          <w:b w:val="0"/>
+          <w:i w:val="0"/>
+          <w:sz w:val="21"/>
+        </w:rPr>
+        <w:t>NLU使用指南</w:t>
+      </w:r>
+      <w:r>
+        <w:rPr>
+          <w:rFonts w:ascii="Microsoft YaHei" w:hAnsi="Microsoft YaHei" w:eastAsia="Microsoft YaHei"/>
+          <w:b w:val="0"/>
+          <w:i w:val="0"/>
+          <w:sz w:val="21"/>
+        </w:rPr>
+        <w:t>。</w:t>
       </w:r>
     </w:p>
     <w:p>
@@ -252,6 +286,7 @@
               <w:rPr>
                 <w:rFonts w:ascii="Microsoft YaHei" w:hAnsi="Microsoft YaHei" w:eastAsia="Microsoft YaHei"/>
                 <w:b/>
+                <w:i w:val="0"/>
                 <w:color w:val="1F4D78"/>
                 <w:sz w:val="18"/>
               </w:rPr>
@@ -280,6 +315,7 @@
               <w:rPr>
                 <w:rFonts w:ascii="Microsoft YaHei" w:hAnsi="Microsoft YaHei" w:eastAsia="Microsoft YaHei"/>
                 <w:b/>
+                <w:i w:val="0"/>
                 <w:color w:val="1F4D78"/>
                 <w:sz w:val="18"/>
               </w:rPr>
@@ -309,6 +345,7 @@
               <w:rPr>
                 <w:rFonts w:ascii="Microsoft YaHei" w:hAnsi="Microsoft YaHei" w:eastAsia="Microsoft YaHei"/>
                 <w:b w:val="0"/>
+                <w:i w:val="0"/>
                 <w:sz w:val="18"/>
               </w:rPr>
               <w:t>机器人名称</w:t>
@@ -335,6 +372,7 @@
               <w:rPr>
                 <w:rFonts w:ascii="Microsoft YaHei" w:hAnsi="Microsoft YaHei" w:eastAsia="Microsoft YaHei"/>
                 <w:b w:val="0"/>
+                <w:i w:val="0"/>
                 <w:sz w:val="18"/>
               </w:rPr>
               <w:t>假期查询测试机器人</w:t>
@@ -363,6 +401,7 @@
               <w:rPr>
                 <w:rFonts w:ascii="Microsoft YaHei" w:hAnsi="Microsoft YaHei" w:eastAsia="Microsoft YaHei"/>
                 <w:b w:val="0"/>
+                <w:i w:val="0"/>
                 <w:sz w:val="18"/>
               </w:rPr>
               <w:t>意向</w:t>
@@ -389,6 +428,7 @@
               <w:rPr>
                 <w:rFonts w:ascii="Microsoft YaHei" w:hAnsi="Microsoft YaHei" w:eastAsia="Microsoft YaHei"/>
                 <w:b w:val="0"/>
+                <w:i w:val="0"/>
                 <w:sz w:val="18"/>
               </w:rPr>
               <w:t>查看剩余假期天数</w:t>
@@ -417,6 +457,7 @@
               <w:rPr>
                 <w:rFonts w:ascii="Microsoft YaHei" w:hAnsi="Microsoft YaHei" w:eastAsia="Microsoft YaHei"/>
                 <w:b w:val="0"/>
+                <w:i w:val="0"/>
                 <w:sz w:val="18"/>
               </w:rPr>
               <w:t>学习句子示例</w:t>
@@ -443,6 +484,7 @@
               <w:rPr>
                 <w:rFonts w:ascii="Microsoft YaHei" w:hAnsi="Microsoft YaHei" w:eastAsia="Microsoft YaHei"/>
                 <w:b w:val="0"/>
+                <w:i w:val="0"/>
                 <w:sz w:val="18"/>
               </w:rPr>
               <w:t>假期还剩多少天？</w:t>
@@ -471,6 +513,7 @@
               <w:rPr>
                 <w:rFonts w:ascii="Microsoft YaHei" w:hAnsi="Microsoft YaHei" w:eastAsia="Microsoft YaHei"/>
                 <w:b w:val="0"/>
+                <w:i w:val="0"/>
                 <w:sz w:val="18"/>
               </w:rPr>
               <w:t>试点火</w:t>
@@ -497,6 +540,7 @@
               <w:rPr>
                 <w:rFonts w:ascii="Microsoft YaHei" w:hAnsi="Microsoft YaHei" w:eastAsia="Microsoft YaHei"/>
                 <w:b w:val="0"/>
+                <w:i w:val="0"/>
                 <w:sz w:val="18"/>
               </w:rPr>
               <w:t>假期还剩下多少天？</w:t>
@@ -525,6 +569,7 @@
               <w:rPr>
                 <w:rFonts w:ascii="Microsoft YaHei" w:hAnsi="Microsoft YaHei" w:eastAsia="Microsoft YaHei"/>
                 <w:b w:val="0"/>
+                <w:i w:val="0"/>
                 <w:sz w:val="18"/>
               </w:rPr>
               <w:t>第一种回答方法</w:t>
@@ -551,6 +596,7 @@
               <w:rPr>
                 <w:rFonts w:ascii="Microsoft YaHei" w:hAnsi="Microsoft YaHei" w:eastAsia="Microsoft YaHei"/>
                 <w:b w:val="0"/>
+                <w:i w:val="0"/>
                 <w:sz w:val="18"/>
               </w:rPr>
               <w:t>既定答案</w:t>
@@ -626,41 +672,47 @@
     </w:p>
     <w:p>
       <w:pPr>
-        <w:pStyle w:val="ListNumber"/>
         <w:spacing w:after="80"/>
+        <w:ind w:left="360" w:hanging="288"/>
       </w:pPr>
       <w:r>
         <w:rPr>
           <w:rFonts w:ascii="Microsoft YaHei" w:hAnsi="Microsoft YaHei" w:eastAsia="Microsoft YaHei"/>
+          <w:b w:val="0"/>
+          <w:i w:val="0"/>
           <w:sz w:val="21"/>
         </w:rPr>
-        <w:t>打开 CGA Studio 登录屏幕。</w:t>
+        <w:t>1. 打开 CGA Studio 登录屏幕。</w:t>
       </w:r>
     </w:p>
     <w:p>
       <w:pPr>
-        <w:pStyle w:val="ListNumber"/>
         <w:spacing w:after="80"/>
+        <w:ind w:left="360" w:hanging="288"/>
       </w:pPr>
       <w:r>
         <w:rPr>
           <w:rFonts w:ascii="Microsoft YaHei" w:hAnsi="Microsoft YaHei" w:eastAsia="Microsoft YaHei"/>
+          <w:b w:val="0"/>
+          <w:i w:val="0"/>
           <w:sz w:val="21"/>
         </w:rPr>
-        <w:t>输入您的帐户信息。</w:t>
+        <w:t>2. 输入您的帐户信息。</w:t>
       </w:r>
     </w:p>
     <w:p>
       <w:pPr>
-        <w:pStyle w:val="ListNumber"/>
         <w:spacing w:after="80"/>
+        <w:ind w:left="360" w:hanging="288"/>
       </w:pPr>
       <w:r>
         <w:rPr>
           <w:rFonts w:ascii="Microsoft YaHei" w:hAnsi="Microsoft YaHei" w:eastAsia="Microsoft YaHei"/>
+          <w:b w:val="0"/>
+          <w:i w:val="0"/>
           <w:sz w:val="21"/>
         </w:rPr>
-        <w:t>选择登录按钮。</w:t>
+        <w:t>3. 选择登录按钮。</w:t>
       </w:r>
     </w:p>
     <w:p>
@@ -768,93 +820,179 @@
     </w:p>
     <w:p>
       <w:pPr>
-        <w:pStyle w:val="ListNumber"/>
         <w:spacing w:after="80"/>
+        <w:ind w:left="360" w:hanging="288"/>
       </w:pPr>
       <w:r>
         <w:rPr>
           <w:rFonts w:ascii="Microsoft YaHei" w:hAnsi="Microsoft YaHei" w:eastAsia="Microsoft YaHei"/>
+          <w:b w:val="0"/>
+          <w:i w:val="0"/>
           <w:sz w:val="21"/>
         </w:rPr>
-        <w:t>转到机器人创建屏幕。</w:t>
+        <w:t>1. 转到机器人创建屏幕。</w:t>
       </w:r>
     </w:p>
     <w:p>
       <w:pPr>
-        <w:pStyle w:val="ListNumber"/>
         <w:spacing w:after="80"/>
+        <w:ind w:left="360" w:hanging="288"/>
       </w:pPr>
       <w:r>
         <w:rPr>
           <w:rFonts w:ascii="Microsoft YaHei" w:hAnsi="Microsoft YaHei" w:eastAsia="Microsoft YaHei"/>
+          <w:b w:val="0"/>
+          <w:i w:val="0"/>
           <w:sz w:val="21"/>
         </w:rPr>
-        <w:t>在机器人类型中选择 `机器人`。</w:t>
+        <w:t xml:space="preserve">2. 在机器人类型中选择 </w:t>
+      </w:r>
+      <w:r>
+        <w:rPr>
+          <w:rFonts w:ascii="Microsoft YaHei" w:hAnsi="Microsoft YaHei" w:eastAsia="Microsoft YaHei"/>
+          <w:b/>
+          <w:i w:val="0"/>
+          <w:sz w:val="21"/>
+        </w:rPr>
+        <w:t>机器人</w:t>
+      </w:r>
+      <w:r>
+        <w:rPr>
+          <w:rFonts w:ascii="Microsoft YaHei" w:hAnsi="Microsoft YaHei" w:eastAsia="Microsoft YaHei"/>
+          <w:b w:val="0"/>
+          <w:i w:val="0"/>
+          <w:sz w:val="21"/>
+        </w:rPr>
+        <w:t>。</w:t>
       </w:r>
     </w:p>
     <w:p>
       <w:pPr>
-        <w:pStyle w:val="ListNumber"/>
         <w:spacing w:after="80"/>
+        <w:ind w:left="360" w:hanging="288"/>
       </w:pPr>
       <w:r>
         <w:rPr>
           <w:rFonts w:ascii="Microsoft YaHei" w:hAnsi="Microsoft YaHei" w:eastAsia="Microsoft YaHei"/>
+          <w:b w:val="0"/>
+          <w:i w:val="0"/>
           <w:sz w:val="21"/>
         </w:rPr>
-        <w:t>选择文本类型或语音类型。</w:t>
+        <w:t>3. 选择文本类型或语音类型。</w:t>
       </w:r>
     </w:p>
     <w:p>
       <w:pPr>
-        <w:pStyle w:val="ListNumber"/>
         <w:spacing w:after="80"/>
+        <w:ind w:left="360" w:hanging="288"/>
       </w:pPr>
       <w:r>
         <w:rPr>
           <w:rFonts w:ascii="Microsoft YaHei" w:hAnsi="Microsoft YaHei" w:eastAsia="Microsoft YaHei"/>
+          <w:b w:val="0"/>
+          <w:i w:val="0"/>
           <w:sz w:val="21"/>
         </w:rPr>
-        <w:t>您现在可以在配置文件区域中选择 PC 映像。</w:t>
+        <w:t>4. 您现在可以在配置文件区域中选择 PC 映像。</w:t>
       </w:r>
     </w:p>
     <w:p>
       <w:pPr>
-        <w:pStyle w:val="ListNumber"/>
         <w:spacing w:after="80"/>
+        <w:ind w:left="360" w:hanging="288"/>
       </w:pPr>
       <w:r>
         <w:rPr>
           <w:rFonts w:ascii="Microsoft YaHei" w:hAnsi="Microsoft YaHei" w:eastAsia="Microsoft YaHei"/>
+          <w:b w:val="0"/>
+          <w:i w:val="0"/>
           <w:sz w:val="21"/>
         </w:rPr>
-        <w:t>在 `请输入机器人名称。` 字段中输入机器人名称。</w:t>
+        <w:t xml:space="preserve">5. 在 </w:t>
+      </w:r>
+      <w:r>
+        <w:rPr>
+          <w:rFonts w:ascii="Microsoft YaHei" w:hAnsi="Microsoft YaHei" w:eastAsia="Microsoft YaHei"/>
+          <w:b/>
+          <w:i w:val="0"/>
+          <w:sz w:val="21"/>
+        </w:rPr>
+        <w:t>请输入机器人名称。</w:t>
+      </w:r>
+      <w:r>
+        <w:rPr>
+          <w:rFonts w:ascii="Microsoft YaHei" w:hAnsi="Microsoft YaHei" w:eastAsia="Microsoft YaHei"/>
+          <w:b w:val="0"/>
+          <w:i w:val="0"/>
+          <w:sz w:val="21"/>
+        </w:rPr>
+        <w:t xml:space="preserve"> 字段中输入机器人名称。</w:t>
       </w:r>
     </w:p>
     <w:p>
       <w:pPr>
-        <w:pStyle w:val="ListNumber"/>
         <w:spacing w:after="80"/>
+        <w:ind w:left="360" w:hanging="288"/>
       </w:pPr>
       <w:r>
         <w:rPr>
           <w:rFonts w:ascii="Microsoft YaHei" w:hAnsi="Microsoft YaHei" w:eastAsia="Microsoft YaHei"/>
+          <w:b w:val="0"/>
+          <w:i w:val="0"/>
           <w:sz w:val="21"/>
         </w:rPr>
-        <w:t>检查语言中的`韩语`。</w:t>
+        <w:t>6. 检查语言中的</w:t>
+      </w:r>
+      <w:r>
+        <w:rPr>
+          <w:rFonts w:ascii="Microsoft YaHei" w:hAnsi="Microsoft YaHei" w:eastAsia="Microsoft YaHei"/>
+          <w:b/>
+          <w:i w:val="0"/>
+          <w:sz w:val="21"/>
+        </w:rPr>
+        <w:t>韩语</w:t>
+      </w:r>
+      <w:r>
+        <w:rPr>
+          <w:rFonts w:ascii="Microsoft YaHei" w:hAnsi="Microsoft YaHei" w:eastAsia="Microsoft YaHei"/>
+          <w:b w:val="0"/>
+          <w:i w:val="0"/>
+          <w:sz w:val="21"/>
+        </w:rPr>
+        <w:t>。</w:t>
       </w:r>
     </w:p>
     <w:p>
       <w:pPr>
-        <w:pStyle w:val="ListNumber"/>
         <w:spacing w:after="80"/>
+        <w:ind w:left="360" w:hanging="288"/>
       </w:pPr>
       <w:r>
         <w:rPr>
           <w:rFonts w:ascii="Microsoft YaHei" w:hAnsi="Microsoft YaHei" w:eastAsia="Microsoft YaHei"/>
+          <w:b w:val="0"/>
+          <w:i w:val="0"/>
           <w:sz w:val="21"/>
         </w:rPr>
-        <w:t>如有必要，请在 `请输入机器人简介。` 字段中输入简介。</w:t>
+        <w:t xml:space="preserve">7. 如有必要，请在 </w:t>
+      </w:r>
+      <w:r>
+        <w:rPr>
+          <w:rFonts w:ascii="Microsoft YaHei" w:hAnsi="Microsoft YaHei" w:eastAsia="Microsoft YaHei"/>
+          <w:b/>
+          <w:i w:val="0"/>
+          <w:sz w:val="21"/>
+        </w:rPr>
+        <w:t>请输入机器人简介。</w:t>
+      </w:r>
+      <w:r>
+        <w:rPr>
+          <w:rFonts w:ascii="Microsoft YaHei" w:hAnsi="Microsoft YaHei" w:eastAsia="Microsoft YaHei"/>
+          <w:b w:val="0"/>
+          <w:i w:val="0"/>
+          <w:sz w:val="21"/>
+        </w:rPr>
+        <w:t xml:space="preserve"> 字段中输入简介。</w:t>
       </w:r>
     </w:p>
     <w:p>
@@ -926,6 +1064,8 @@
       <w:r>
         <w:rPr>
           <w:rFonts w:ascii="Microsoft YaHei" w:hAnsi="Microsoft YaHei" w:eastAsia="Microsoft YaHei"/>
+          <w:b w:val="0"/>
+          <w:i w:val="0"/>
           <w:sz w:val="21"/>
         </w:rPr>
         <w:t>如何避免将我的机器人名称与其他机器人混淆？</w:t>
@@ -939,6 +1079,8 @@
       <w:r>
         <w:rPr>
           <w:rFonts w:ascii="Microsoft YaHei" w:hAnsi="Microsoft YaHei" w:eastAsia="Microsoft YaHei"/>
+          <w:b w:val="0"/>
+          <w:i w:val="0"/>
           <w:sz w:val="21"/>
         </w:rPr>
         <w:t>您是否将测试话语准备为一句话？</w:t>
@@ -952,6 +1094,8 @@
       <w:r>
         <w:rPr>
           <w:rFonts w:ascii="Microsoft YaHei" w:hAnsi="Microsoft YaHei" w:eastAsia="Microsoft YaHei"/>
+          <w:b w:val="0"/>
+          <w:i w:val="0"/>
           <w:sz w:val="21"/>
         </w:rPr>
         <w:t>您是否使用实际操作数据或个人信息来输入测试？</w:t>
@@ -1018,7 +1162,25 @@
           <w:i w:val="0"/>
           <w:sz w:val="21"/>
         </w:rPr>
-        <w:t>在 `NLU 方式` 中，选择以下选项之一：</w:t>
+        <w:t xml:space="preserve">在 </w:t>
+      </w:r>
+      <w:r>
+        <w:rPr>
+          <w:rFonts w:ascii="Microsoft YaHei" w:hAnsi="Microsoft YaHei" w:eastAsia="Microsoft YaHei"/>
+          <w:b/>
+          <w:i w:val="0"/>
+          <w:sz w:val="21"/>
+        </w:rPr>
+        <w:t>NLU 方式</w:t>
+      </w:r>
+      <w:r>
+        <w:rPr>
+          <w:rFonts w:ascii="Microsoft YaHei" w:hAnsi="Microsoft YaHei" w:eastAsia="Microsoft YaHei"/>
+          <w:b w:val="0"/>
+          <w:i w:val="0"/>
+          <w:sz w:val="21"/>
+        </w:rPr>
+        <w:t xml:space="preserve"> 中，选择以下选项之一：</w:t>
       </w:r>
     </w:p>
     <w:p>
@@ -1029,9 +1191,11 @@
       <w:r>
         <w:rPr>
           <w:rFonts w:ascii="Microsoft YaHei" w:hAnsi="Microsoft YaHei" w:eastAsia="Microsoft YaHei"/>
+          <w:b/>
+          <w:i w:val="0"/>
           <w:sz w:val="21"/>
         </w:rPr>
-        <w:t>`ML`</w:t>
+        <w:t>ML</w:t>
       </w:r>
     </w:p>
     <w:p>
@@ -1042,9 +1206,11 @@
       <w:r>
         <w:rPr>
           <w:rFonts w:ascii="Microsoft YaHei" w:hAnsi="Microsoft YaHei" w:eastAsia="Microsoft YaHei"/>
+          <w:b/>
+          <w:i w:val="0"/>
           <w:sz w:val="21"/>
         </w:rPr>
-        <w:t>`Semantic - Vector Worker`</w:t>
+        <w:t>Semantic - Vector Worker</w:t>
       </w:r>
     </w:p>
     <w:p>
@@ -1055,9 +1221,11 @@
       <w:r>
         <w:rPr>
           <w:rFonts w:ascii="Microsoft YaHei" w:hAnsi="Microsoft YaHei" w:eastAsia="Microsoft YaHei"/>
+          <w:b/>
+          <w:i w:val="0"/>
           <w:sz w:val="21"/>
         </w:rPr>
-        <w:t>`Semantic - External Embedding`</w:t>
+        <w:t>Semantic - External Embedding</w:t>
       </w:r>
     </w:p>
     <w:p>
@@ -1068,9 +1236,11 @@
       <w:r>
         <w:rPr>
           <w:rFonts w:ascii="Microsoft YaHei" w:hAnsi="Microsoft YaHei" w:eastAsia="Microsoft YaHei"/>
+          <w:b/>
+          <w:i w:val="0"/>
           <w:sz w:val="21"/>
         </w:rPr>
-        <w:t>`LLM Engine`</w:t>
+        <w:t>LLM Engine</w:t>
       </w:r>
     </w:p>
     <w:p>
@@ -1095,7 +1265,43 @@
           <w:i w:val="0"/>
           <w:sz w:val="21"/>
         </w:rPr>
-        <w:t>将显示适合所选方法的 NLU 模型和其他设置项目。例如，如果选择`Semantic - External Embedding`，将显示嵌入模型和Intent Vector DB连接项，如果选择`LLM Engine`，将显示Provider和详细模型项。</w:t>
+        <w:t>将显示适合所选方法的 NLU 模型和其他设置项目。例如，如果选择</w:t>
+      </w:r>
+      <w:r>
+        <w:rPr>
+          <w:rFonts w:ascii="Microsoft YaHei" w:hAnsi="Microsoft YaHei" w:eastAsia="Microsoft YaHei"/>
+          <w:b/>
+          <w:i w:val="0"/>
+          <w:sz w:val="21"/>
+        </w:rPr>
+        <w:t>Semantic - External Embedding</w:t>
+      </w:r>
+      <w:r>
+        <w:rPr>
+          <w:rFonts w:ascii="Microsoft YaHei" w:hAnsi="Microsoft YaHei" w:eastAsia="Microsoft YaHei"/>
+          <w:b w:val="0"/>
+          <w:i w:val="0"/>
+          <w:sz w:val="21"/>
+        </w:rPr>
+        <w:t>，将显示嵌入模型和Intent Vector DB连接项，如果选择</w:t>
+      </w:r>
+      <w:r>
+        <w:rPr>
+          <w:rFonts w:ascii="Microsoft YaHei" w:hAnsi="Microsoft YaHei" w:eastAsia="Microsoft YaHei"/>
+          <w:b/>
+          <w:i w:val="0"/>
+          <w:sz w:val="21"/>
+        </w:rPr>
+        <w:t>LLM Engine</w:t>
+      </w:r>
+      <w:r>
+        <w:rPr>
+          <w:rFonts w:ascii="Microsoft YaHei" w:hAnsi="Microsoft YaHei" w:eastAsia="Microsoft YaHei"/>
+          <w:b w:val="0"/>
+          <w:i w:val="0"/>
+          <w:sz w:val="21"/>
+        </w:rPr>
+        <w:t>，将显示Provider和详细模型项。</w:t>
       </w:r>
     </w:p>
     <w:p>
@@ -1120,6 +1326,8 @@
       <w:r>
         <w:rPr>
           <w:rFonts w:ascii="Microsoft YaHei" w:hAnsi="Microsoft YaHei" w:eastAsia="Microsoft YaHei"/>
+          <w:b w:val="0"/>
+          <w:i w:val="0"/>
           <w:sz w:val="21"/>
         </w:rPr>
         <w:t>将 ML 作为直接设计学习句子和意图的起点进行回顾。</w:t>
@@ -1133,6 +1341,8 @@
       <w:r>
         <w:rPr>
           <w:rFonts w:ascii="Microsoft YaHei" w:hAnsi="Microsoft YaHei" w:eastAsia="Microsoft YaHei"/>
+          <w:b w:val="0"/>
+          <w:i w:val="0"/>
           <w:sz w:val="21"/>
         </w:rPr>
         <w:t>如果结构使用语义相似性和 Vector DB，请考虑语义。</w:t>
@@ -1146,6 +1356,8 @@
       <w:r>
         <w:rPr>
           <w:rFonts w:ascii="Microsoft YaHei" w:hAnsi="Microsoft YaHei" w:eastAsia="Microsoft YaHei"/>
+          <w:b w:val="0"/>
+          <w:i w:val="0"/>
           <w:sz w:val="21"/>
         </w:rPr>
         <w:t>如果您准备好与LLM提供者一起操作模型，请查看LLM。</w:t>
@@ -1159,7 +1371,25 @@
           <w:i w:val="0"/>
           <w:sz w:val="21"/>
         </w:rPr>
-        <w:t>具体选型参见[发动机对照表](../cga-nlu-guide/engine-comparison.md)。</w:t>
+        <w:t>具体选型参见</w:t>
+      </w:r>
+      <w:r>
+        <w:rPr>
+          <w:rFonts w:ascii="Microsoft YaHei" w:hAnsi="Microsoft YaHei" w:eastAsia="Microsoft YaHei"/>
+          <w:b w:val="0"/>
+          <w:i w:val="0"/>
+          <w:sz w:val="21"/>
+        </w:rPr>
+        <w:t>发动机对照表</w:t>
+      </w:r>
+      <w:r>
+        <w:rPr>
+          <w:rFonts w:ascii="Microsoft YaHei" w:hAnsi="Microsoft YaHei" w:eastAsia="Microsoft YaHei"/>
+          <w:b w:val="0"/>
+          <w:i w:val="0"/>
+          <w:sz w:val="21"/>
+        </w:rPr>
+        <w:t>。</w:t>
       </w:r>
     </w:p>
     <w:p>
@@ -1217,54 +1447,170 @@
     </w:p>
     <w:p>
       <w:pPr>
-        <w:pStyle w:val="ListNumber"/>
         <w:spacing w:after="80"/>
+        <w:ind w:left="360" w:hanging="288"/>
       </w:pPr>
       <w:r>
         <w:rPr>
           <w:rFonts w:ascii="Microsoft YaHei" w:hAnsi="Microsoft YaHei" w:eastAsia="Microsoft YaHei"/>
+          <w:b w:val="0"/>
+          <w:i w:val="0"/>
           <w:sz w:val="21"/>
         </w:rPr>
-        <w:t>检查`NLU 模型`中的可用型号。</w:t>
+        <w:t>1. 检查</w:t>
+      </w:r>
+      <w:r>
+        <w:rPr>
+          <w:rFonts w:ascii="Microsoft YaHei" w:hAnsi="Microsoft YaHei" w:eastAsia="Microsoft YaHei"/>
+          <w:b/>
+          <w:i w:val="0"/>
+          <w:sz w:val="21"/>
+        </w:rPr>
+        <w:t>NLU 模型</w:t>
+      </w:r>
+      <w:r>
+        <w:rPr>
+          <w:rFonts w:ascii="Microsoft YaHei" w:hAnsi="Microsoft YaHei" w:eastAsia="Microsoft YaHei"/>
+          <w:b w:val="0"/>
+          <w:i w:val="0"/>
+          <w:sz w:val="21"/>
+        </w:rPr>
+        <w:t>中的可用型号。</w:t>
       </w:r>
     </w:p>
     <w:p>
       <w:pPr>
-        <w:pStyle w:val="ListNumber"/>
         <w:spacing w:after="80"/>
+        <w:ind w:left="360" w:hanging="288"/>
       </w:pPr>
       <w:r>
         <w:rPr>
           <w:rFonts w:ascii="Microsoft YaHei" w:hAnsi="Microsoft YaHei" w:eastAsia="Microsoft YaHei"/>
+          <w:b w:val="0"/>
+          <w:i w:val="0"/>
           <w:sz w:val="21"/>
         </w:rPr>
-        <w:t>在`回答方式`中，检查可以在设置答案、语义引擎RAG答案、LLM引擎RAG答案和LLM引擎答案中选择哪些项目。</w:t>
+        <w:t>2. 在</w:t>
+      </w:r>
+      <w:r>
+        <w:rPr>
+          <w:rFonts w:ascii="Microsoft YaHei" w:hAnsi="Microsoft YaHei" w:eastAsia="Microsoft YaHei"/>
+          <w:b/>
+          <w:i w:val="0"/>
+          <w:sz w:val="21"/>
+        </w:rPr>
+        <w:t>回答方式</w:t>
+      </w:r>
+      <w:r>
+        <w:rPr>
+          <w:rFonts w:ascii="Microsoft YaHei" w:hAnsi="Microsoft YaHei" w:eastAsia="Microsoft YaHei"/>
+          <w:b w:val="0"/>
+          <w:i w:val="0"/>
+          <w:sz w:val="21"/>
+        </w:rPr>
+        <w:t>中，检查可以在设置答案、语义引擎RAG答案、LLM引擎RAG答案和LLM引擎答案中选择哪些项目。</w:t>
       </w:r>
     </w:p>
     <w:p>
       <w:pPr>
-        <w:pStyle w:val="ListNumber"/>
         <w:spacing w:after="80"/>
+        <w:ind w:left="360" w:hanging="288"/>
       </w:pPr>
       <w:r>
         <w:rPr>
           <w:rFonts w:ascii="Microsoft YaHei" w:hAnsi="Microsoft YaHei" w:eastAsia="Microsoft YaHei"/>
+          <w:b w:val="0"/>
+          <w:i w:val="0"/>
           <w:sz w:val="21"/>
         </w:rPr>
-        <w:t>检查选择组合的支持状态。</w:t>
+        <w:t>3. 检查选择组合的支持状态。</w:t>
       </w:r>
     </w:p>
     <w:p>
       <w:pPr>
-        <w:pStyle w:val="ListNumber"/>
         <w:spacing w:after="80"/>
+        <w:ind w:left="360" w:hanging="288"/>
       </w:pPr>
       <w:r>
         <w:rPr>
           <w:rFonts w:ascii="Microsoft YaHei" w:hAnsi="Microsoft YaHei" w:eastAsia="Microsoft YaHei"/>
+          <w:b w:val="0"/>
+          <w:i w:val="0"/>
           <w:sz w:val="21"/>
         </w:rPr>
-        <w:t>首次检查设置时，请确保组合 `ML` + `DeepLearning Lite` + `固定回答` 显示为 `可运行/训练`。</w:t>
+        <w:t xml:space="preserve">4. 首次检查设置时，请确保组合 </w:t>
+      </w:r>
+      <w:r>
+        <w:rPr>
+          <w:rFonts w:ascii="Microsoft YaHei" w:hAnsi="Microsoft YaHei" w:eastAsia="Microsoft YaHei"/>
+          <w:b/>
+          <w:i w:val="0"/>
+          <w:sz w:val="21"/>
+        </w:rPr>
+        <w:t>ML</w:t>
+      </w:r>
+      <w:r>
+        <w:rPr>
+          <w:rFonts w:ascii="Microsoft YaHei" w:hAnsi="Microsoft YaHei" w:eastAsia="Microsoft YaHei"/>
+          <w:b w:val="0"/>
+          <w:i w:val="0"/>
+          <w:sz w:val="21"/>
+        </w:rPr>
+        <w:t xml:space="preserve"> + </w:t>
+      </w:r>
+      <w:r>
+        <w:rPr>
+          <w:rFonts w:ascii="Microsoft YaHei" w:hAnsi="Microsoft YaHei" w:eastAsia="Microsoft YaHei"/>
+          <w:b/>
+          <w:i w:val="0"/>
+          <w:sz w:val="21"/>
+        </w:rPr>
+        <w:t>DeepLearning Lite</w:t>
+      </w:r>
+      <w:r>
+        <w:rPr>
+          <w:rFonts w:ascii="Microsoft YaHei" w:hAnsi="Microsoft YaHei" w:eastAsia="Microsoft YaHei"/>
+          <w:b w:val="0"/>
+          <w:i w:val="0"/>
+          <w:sz w:val="21"/>
+        </w:rPr>
+        <w:t xml:space="preserve"> + </w:t>
+      </w:r>
+      <w:r>
+        <w:rPr>
+          <w:rFonts w:ascii="Microsoft YaHei" w:hAnsi="Microsoft YaHei" w:eastAsia="Microsoft YaHei"/>
+          <w:b/>
+          <w:i w:val="0"/>
+          <w:sz w:val="21"/>
+        </w:rPr>
+        <w:t>固定回答</w:t>
+      </w:r>
+      <w:r>
+        <w:rPr>
+          <w:rFonts w:ascii="Microsoft YaHei" w:hAnsi="Microsoft YaHei" w:eastAsia="Microsoft YaHei"/>
+          <w:b w:val="0"/>
+          <w:i w:val="0"/>
+          <w:sz w:val="21"/>
+        </w:rPr>
+        <w:t xml:space="preserve"> 显示为 </w:t>
+      </w:r>
+      <w:r>
+        <w:rPr>
+          <w:rFonts w:ascii="Microsoft YaHei" w:hAnsi="Microsoft YaHei" w:eastAsia="Microsoft YaHei"/>
+          <w:b/>
+          <w:i w:val="0"/>
+          <w:sz w:val="21"/>
+        </w:rPr>
+        <w:t>可运行/训练</w:t>
+      </w:r>
+      <w:r>
+        <w:rPr>
+          <w:rFonts w:ascii="Microsoft YaHei" w:hAnsi="Microsoft YaHei" w:eastAsia="Microsoft YaHei"/>
+          <w:b w:val="0"/>
+          <w:i w:val="0"/>
+          <w:sz w:val="21"/>
+        </w:rPr>
+        <w:t>。</w:t>
       </w:r>
     </w:p>
     <w:p>
@@ -1436,7 +1782,25 @@
           <w:i w:val="0"/>
           <w:sz w:val="21"/>
         </w:rPr>
-        <w:t>每个引擎的详细数据创建和质量改进在[NLU使用指南](../cga-nlu-guide/README.md)的相应章节中有介绍。</w:t>
+        <w:t>每个引擎的详细数据创建和质量改进在</w:t>
+      </w:r>
+      <w:r>
+        <w:rPr>
+          <w:rFonts w:ascii="Microsoft YaHei" w:hAnsi="Microsoft YaHei" w:eastAsia="Microsoft YaHei"/>
+          <w:b w:val="0"/>
+          <w:i w:val="0"/>
+          <w:sz w:val="21"/>
+        </w:rPr>
+        <w:t>NLU使用指南</w:t>
+      </w:r>
+      <w:r>
+        <w:rPr>
+          <w:rFonts w:ascii="Microsoft YaHei" w:hAnsi="Microsoft YaHei" w:eastAsia="Microsoft YaHei"/>
+          <w:b w:val="0"/>
+          <w:i w:val="0"/>
+          <w:sz w:val="21"/>
+        </w:rPr>
+        <w:t>的相应章节中有介绍。</w:t>
       </w:r>
     </w:p>
     <w:p>
@@ -1494,67 +1858,95 @@
     </w:p>
     <w:p>
       <w:pPr>
-        <w:pStyle w:val="ListNumber"/>
         <w:spacing w:after="80"/>
+        <w:ind w:left="360" w:hanging="288"/>
       </w:pPr>
       <w:r>
         <w:rPr>
           <w:rFonts w:ascii="Microsoft YaHei" w:hAnsi="Microsoft YaHei" w:eastAsia="Microsoft YaHei"/>
+          <w:b w:val="0"/>
+          <w:i w:val="0"/>
           <w:sz w:val="21"/>
         </w:rPr>
-        <w:t>重新检查输入值和发动机组合。</w:t>
+        <w:t>1. 重新检查输入值和发动机组合。</w:t>
       </w:r>
     </w:p>
     <w:p>
       <w:pPr>
-        <w:pStyle w:val="ListNumber"/>
         <w:spacing w:after="80"/>
+        <w:ind w:left="360" w:hanging="288"/>
       </w:pPr>
       <w:r>
         <w:rPr>
           <w:rFonts w:ascii="Microsoft YaHei" w:hAnsi="Microsoft YaHei" w:eastAsia="Microsoft YaHei"/>
+          <w:b w:val="0"/>
+          <w:i w:val="0"/>
           <w:sz w:val="21"/>
         </w:rPr>
-        <w:t>在创建屏幕上选择 `确认` 按钮。</w:t>
+        <w:t xml:space="preserve">2. 在创建屏幕上选择 </w:t>
+      </w:r>
+      <w:r>
+        <w:rPr>
+          <w:rFonts w:ascii="Microsoft YaHei" w:hAnsi="Microsoft YaHei" w:eastAsia="Microsoft YaHei"/>
+          <w:b/>
+          <w:i w:val="0"/>
+          <w:sz w:val="21"/>
+        </w:rPr>
+        <w:t>确认</w:t>
+      </w:r>
+      <w:r>
+        <w:rPr>
+          <w:rFonts w:ascii="Microsoft YaHei" w:hAnsi="Microsoft YaHei" w:eastAsia="Microsoft YaHei"/>
+          <w:b w:val="0"/>
+          <w:i w:val="0"/>
+          <w:sz w:val="21"/>
+        </w:rPr>
+        <w:t xml:space="preserve"> 按钮。</w:t>
       </w:r>
     </w:p>
     <w:p>
       <w:pPr>
-        <w:pStyle w:val="ListNumber"/>
         <w:spacing w:after="80"/>
+        <w:ind w:left="360" w:hanging="288"/>
       </w:pPr>
       <w:r>
         <w:rPr>
           <w:rFonts w:ascii="Microsoft YaHei" w:hAnsi="Microsoft YaHei" w:eastAsia="Microsoft YaHei"/>
+          <w:b w:val="0"/>
+          <w:i w:val="0"/>
           <w:sz w:val="21"/>
         </w:rPr>
-        <w:t>检查创建结果和版本状态。</w:t>
+        <w:t>3. 检查创建结果和版本状态。</w:t>
       </w:r>
     </w:p>
     <w:p>
       <w:pPr>
-        <w:pStyle w:val="ListNumber"/>
         <w:spacing w:after="80"/>
+        <w:ind w:left="360" w:hanging="288"/>
       </w:pPr>
       <w:r>
         <w:rPr>
           <w:rFonts w:ascii="Microsoft YaHei" w:hAnsi="Microsoft YaHei" w:eastAsia="Microsoft YaHei"/>
+          <w:b w:val="0"/>
+          <w:i w:val="0"/>
           <w:sz w:val="21"/>
         </w:rPr>
-        <w:t>运行所选引擎所需的任何训练或索引准备作业。</w:t>
+        <w:t>4. 运行所选引擎所需的任何训练或索引准备作业。</w:t>
       </w:r>
     </w:p>
     <w:p>
       <w:pPr>
-        <w:pStyle w:val="ListNumber"/>
         <w:spacing w:after="80"/>
+        <w:ind w:left="360" w:hanging="288"/>
       </w:pPr>
       <w:r>
         <w:rPr>
           <w:rFonts w:ascii="Microsoft YaHei" w:hAnsi="Microsoft YaHei" w:eastAsia="Microsoft YaHei"/>
+          <w:b w:val="0"/>
+          <w:i w:val="0"/>
           <w:sz w:val="21"/>
         </w:rPr>
-        <w:t>验证状态是否已更改为“已完成”或“可用”。</w:t>
+        <w:t>5. 验证状态是否已更改为“已完成”或“可用”。</w:t>
       </w:r>
     </w:p>
     <w:p>
@@ -1604,7 +1996,61 @@
           <w:i w:val="0"/>
           <w:sz w:val="21"/>
         </w:rPr>
-        <w:t>如果学习按钮变为`训练中`，刷新后又显示`训练`和`未训练`，则学习不成功。我们在培训历史查询中检查完成时间和状态，如果没有结果，我们不会使用模拟器测试作为质量检查。</w:t>
+        <w:t>如果学习按钮变为</w:t>
+      </w:r>
+      <w:r>
+        <w:rPr>
+          <w:rFonts w:ascii="Microsoft YaHei" w:hAnsi="Microsoft YaHei" w:eastAsia="Microsoft YaHei"/>
+          <w:b/>
+          <w:i w:val="0"/>
+          <w:sz w:val="21"/>
+        </w:rPr>
+        <w:t>训练中</w:t>
+      </w:r>
+      <w:r>
+        <w:rPr>
+          <w:rFonts w:ascii="Microsoft YaHei" w:hAnsi="Microsoft YaHei" w:eastAsia="Microsoft YaHei"/>
+          <w:b w:val="0"/>
+          <w:i w:val="0"/>
+          <w:sz w:val="21"/>
+        </w:rPr>
+        <w:t>，刷新后又显示</w:t>
+      </w:r>
+      <w:r>
+        <w:rPr>
+          <w:rFonts w:ascii="Microsoft YaHei" w:hAnsi="Microsoft YaHei" w:eastAsia="Microsoft YaHei"/>
+          <w:b/>
+          <w:i w:val="0"/>
+          <w:sz w:val="21"/>
+        </w:rPr>
+        <w:t>训练</w:t>
+      </w:r>
+      <w:r>
+        <w:rPr>
+          <w:rFonts w:ascii="Microsoft YaHei" w:hAnsi="Microsoft YaHei" w:eastAsia="Microsoft YaHei"/>
+          <w:b w:val="0"/>
+          <w:i w:val="0"/>
+          <w:sz w:val="21"/>
+        </w:rPr>
+        <w:t>和</w:t>
+      </w:r>
+      <w:r>
+        <w:rPr>
+          <w:rFonts w:ascii="Microsoft YaHei" w:hAnsi="Microsoft YaHei" w:eastAsia="Microsoft YaHei"/>
+          <w:b/>
+          <w:i w:val="0"/>
+          <w:sz w:val="21"/>
+        </w:rPr>
+        <w:t>未训练</w:t>
+      </w:r>
+      <w:r>
+        <w:rPr>
+          <w:rFonts w:ascii="Microsoft YaHei" w:hAnsi="Microsoft YaHei" w:eastAsia="Microsoft YaHei"/>
+          <w:b w:val="0"/>
+          <w:i w:val="0"/>
+          <w:sz w:val="21"/>
+        </w:rPr>
+        <w:t>，则学习不成功。我们在培训历史查询中检查完成时间和状态，如果没有结果，我们不会使用模拟器测试作为质量检查。</w:t>
       </w:r>
     </w:p>
     <w:p>
@@ -1662,54 +2108,62 @@
     </w:p>
     <w:p>
       <w:pPr>
-        <w:pStyle w:val="ListNumber"/>
         <w:spacing w:after="80"/>
+        <w:ind w:left="360" w:hanging="288"/>
       </w:pPr>
       <w:r>
         <w:rPr>
           <w:rFonts w:ascii="Microsoft YaHei" w:hAnsi="Microsoft YaHei" w:eastAsia="Microsoft YaHei"/>
+          <w:b w:val="0"/>
+          <w:i w:val="0"/>
           <w:sz w:val="21"/>
         </w:rPr>
-        <w:t>转到您创建的机器人的版本工作屏幕。</w:t>
+        <w:t>1. 转到您创建的机器人的版本工作屏幕。</w:t>
       </w:r>
     </w:p>
     <w:p>
       <w:pPr>
-        <w:pStyle w:val="ListNumber"/>
         <w:spacing w:after="80"/>
+        <w:ind w:left="360" w:hanging="288"/>
       </w:pPr>
       <w:r>
         <w:rPr>
           <w:rFonts w:ascii="Microsoft YaHei" w:hAnsi="Microsoft YaHei" w:eastAsia="Microsoft YaHei"/>
+          <w:b w:val="0"/>
+          <w:i w:val="0"/>
           <w:sz w:val="21"/>
         </w:rPr>
-        <w:t>打开模拟器。</w:t>
+        <w:t>2. 打开模拟器。</w:t>
       </w:r>
     </w:p>
     <w:p>
       <w:pPr>
-        <w:pStyle w:val="ListNumber"/>
         <w:spacing w:after="80"/>
+        <w:ind w:left="360" w:hanging="288"/>
       </w:pPr>
       <w:r>
         <w:rPr>
           <w:rFonts w:ascii="Microsoft YaHei" w:hAnsi="Microsoft YaHei" w:eastAsia="Microsoft YaHei"/>
+          <w:b w:val="0"/>
+          <w:i w:val="0"/>
           <w:sz w:val="21"/>
         </w:rPr>
-        <w:t>输入您准备的简短测试话语。</w:t>
+        <w:t>3. 输入您准备的简短测试话语。</w:t>
       </w:r>
     </w:p>
     <w:p>
       <w:pPr>
-        <w:pStyle w:val="ListNumber"/>
         <w:spacing w:after="80"/>
+        <w:ind w:left="360" w:hanging="288"/>
       </w:pPr>
       <w:r>
         <w:rPr>
           <w:rFonts w:ascii="Microsoft YaHei" w:hAnsi="Microsoft YaHei" w:eastAsia="Microsoft YaHei"/>
+          <w:b w:val="0"/>
+          <w:i w:val="0"/>
           <w:sz w:val="21"/>
         </w:rPr>
-        <w:t>运行测试。</w:t>
+        <w:t>4. 运行测试。</w:t>
       </w:r>
     </w:p>
     <w:p>
@@ -1764,67 +2218,77 @@
     </w:p>
     <w:p>
       <w:pPr>
-        <w:pStyle w:val="ListNumber"/>
         <w:spacing w:after="80"/>
+        <w:ind w:left="360" w:hanging="288"/>
       </w:pPr>
       <w:r>
         <w:rPr>
           <w:rFonts w:ascii="Microsoft YaHei" w:hAnsi="Microsoft YaHei" w:eastAsia="Microsoft YaHei"/>
+          <w:b w:val="0"/>
+          <w:i w:val="0"/>
           <w:sz w:val="21"/>
         </w:rPr>
-        <w:t>验证当前选择的机器人和版本是否符合测试条件。</w:t>
+        <w:t>1. 验证当前选择的机器人和版本是否符合测试条件。</w:t>
       </w:r>
     </w:p>
     <w:p>
       <w:pPr>
-        <w:pStyle w:val="ListNumber"/>
         <w:spacing w:after="80"/>
+        <w:ind w:left="360" w:hanging="288"/>
       </w:pPr>
       <w:r>
         <w:rPr>
           <w:rFonts w:ascii="Microsoft YaHei" w:hAnsi="Microsoft YaHei" w:eastAsia="Microsoft YaHei"/>
+          <w:b w:val="0"/>
+          <w:i w:val="0"/>
           <w:sz w:val="21"/>
         </w:rPr>
-        <w:t>检查NLU方法、模型和答案方法的组合状态。</w:t>
+        <w:t>2. 检查NLU方法、模型和答案方法的组合状态。</w:t>
       </w:r>
     </w:p>
     <w:p>
       <w:pPr>
-        <w:pStyle w:val="ListNumber"/>
         <w:spacing w:after="80"/>
+        <w:ind w:left="360" w:hanging="288"/>
       </w:pPr>
       <w:r>
         <w:rPr>
           <w:rFonts w:ascii="Microsoft YaHei" w:hAnsi="Microsoft YaHei" w:eastAsia="Microsoft YaHei"/>
+          <w:b w:val="0"/>
+          <w:i w:val="0"/>
           <w:sz w:val="21"/>
         </w:rPr>
-        <w:t>检查训练或索引准备状态和错误消息。</w:t>
+        <w:t>3. 检查训练或索引准备状态和错误消息。</w:t>
       </w:r>
     </w:p>
     <w:p>
       <w:pPr>
-        <w:pStyle w:val="ListNumber"/>
         <w:spacing w:after="80"/>
+        <w:ind w:left="360" w:hanging="288"/>
       </w:pPr>
       <w:r>
         <w:rPr>
           <w:rFonts w:ascii="Microsoft YaHei" w:hAnsi="Microsoft YaHei" w:eastAsia="Microsoft YaHei"/>
+          <w:b w:val="0"/>
+          <w:i w:val="0"/>
           <w:sz w:val="21"/>
         </w:rPr>
-        <w:t>分别重新输入代表性话语和其他变体话语。</w:t>
+        <w:t>4. 分别重新输入代表性话语和其他变体话语。</w:t>
       </w:r>
     </w:p>
     <w:p>
       <w:pPr>
-        <w:pStyle w:val="ListNumber"/>
         <w:spacing w:after="80"/>
+        <w:ind w:left="360" w:hanging="288"/>
       </w:pPr>
       <w:r>
         <w:rPr>
           <w:rFonts w:ascii="Microsoft YaHei" w:hAnsi="Microsoft YaHei" w:eastAsia="Microsoft YaHei"/>
+          <w:b w:val="0"/>
+          <w:i w:val="0"/>
           <w:sz w:val="21"/>
         </w:rPr>
-        <w:t>如果故障仍然存在，则会记录机器人、版本、引擎、触发和错误时间并将其传送给运营经理。</w:t>
+        <w:t>5. 如果故障仍然存在，则会记录机器人、版本、引擎、触发和错误时间并将其传送给运营经理。</w:t>
       </w:r>
     </w:p>
     <w:p>
@@ -1860,6 +2324,8 @@
       <w:r>
         <w:rPr>
           <w:rFonts w:ascii="Microsoft YaHei" w:hAnsi="Microsoft YaHei" w:eastAsia="Microsoft YaHei"/>
+          <w:b w:val="0"/>
+          <w:i w:val="0"/>
           <w:sz w:val="21"/>
         </w:rPr>
         <w:t>模拟器：输入话语和立即响应</w:t>
@@ -1873,6 +2339,8 @@
       <w:r>
         <w:rPr>
           <w:rFonts w:ascii="Microsoft YaHei" w:hAnsi="Microsoft YaHei" w:eastAsia="Microsoft YaHei"/>
+          <w:b w:val="0"/>
+          <w:i w:val="0"/>
           <w:sz w:val="21"/>
         </w:rPr>
         <w:t>分析：累积分类结果及应用步骤</w:t>
@@ -1886,6 +2354,8 @@
       <w:r>
         <w:rPr>
           <w:rFonts w:ascii="Microsoft YaHei" w:hAnsi="Microsoft YaHei" w:eastAsia="Microsoft YaHei"/>
+          <w:b w:val="0"/>
+          <w:i w:val="0"/>
           <w:sz w:val="21"/>
         </w:rPr>
         <w:t>评估：评估数据和结果</w:t>
@@ -1899,6 +2369,8 @@
       <w:r>
         <w:rPr>
           <w:rFonts w:ascii="Microsoft YaHei" w:hAnsi="Microsoft YaHei" w:eastAsia="Microsoft YaHei"/>
+          <w:b w:val="0"/>
+          <w:i w:val="0"/>
           <w:sz w:val="21"/>
         </w:rPr>
         <w:t>对话历史记录：保存的对话历史记录</w:t>
@@ -1926,6 +2398,372 @@
           <w:i w:val="0"/>
           <w:sz w:val="21"/>
         </w:rPr>
+        <w:t>使用画面内的入门指南</w:t>
+      </w:r>
+    </w:p>
+    <w:p>
+      <w:r>
+        <w:rPr>
+          <w:rFonts w:ascii="Microsoft YaHei" w:hAnsi="Microsoft YaHei" w:eastAsia="Microsoft YaHei"/>
+          <w:b w:val="0"/>
+          <w:i w:val="0"/>
+          <w:sz w:val="21"/>
+        </w:rPr>
+        <w:t xml:space="preserve">打开左下角的 </w:t>
+      </w:r>
+      <w:r>
+        <w:rPr>
+          <w:rFonts w:ascii="Microsoft YaHei" w:hAnsi="Microsoft YaHei" w:eastAsia="Microsoft YaHei"/>
+          <w:b/>
+          <w:i w:val="0"/>
+          <w:sz w:val="21"/>
+        </w:rPr>
+        <w:t>?</w:t>
+      </w:r>
+      <w:r>
+        <w:rPr>
+          <w:rFonts w:ascii="Microsoft YaHei" w:hAnsi="Microsoft YaHei" w:eastAsia="Microsoft YaHei"/>
+          <w:b w:val="0"/>
+          <w:i w:val="0"/>
+          <w:sz w:val="21"/>
+        </w:rPr>
+        <w:t xml:space="preserve">，选择 </w:t>
+      </w:r>
+      <w:r>
+        <w:rPr>
+          <w:rFonts w:ascii="Microsoft YaHei" w:hAnsi="Microsoft YaHei" w:eastAsia="Microsoft YaHei"/>
+          <w:b/>
+          <w:i w:val="0"/>
+          <w:sz w:val="21"/>
+        </w:rPr>
+        <w:t>入门指南</w:t>
+      </w:r>
+      <w:r>
+        <w:rPr>
+          <w:rFonts w:ascii="Microsoft YaHei" w:hAnsi="Microsoft YaHei" w:eastAsia="Microsoft YaHei"/>
+          <w:b w:val="0"/>
+          <w:i w:val="0"/>
+          <w:sz w:val="21"/>
+        </w:rPr>
+        <w:t>。指南会覆盖在当前 CGA 画面上，可随时关闭。</w:t>
+      </w:r>
+    </w:p>
+    <w:tbl>
+      <w:tblPr>
+        <w:tblStyle w:val="TableGrid"/>
+        <w:tblW w:type="dxa" w:w="9360"/>
+        <w:jc w:val="left"/>
+        <w:tblLayout w:type="fixed"/>
+        <w:tblLook w:firstColumn="1" w:firstRow="1" w:lastColumn="0" w:lastRow="0" w:noHBand="0" w:noVBand="1" w:val="04A0"/>
+      </w:tblPr>
+      <w:tblGrid>
+        <w:gridCol w:w="4680"/>
+        <w:gridCol w:w="4680"/>
+      </w:tblGrid>
+      <w:tr>
+        <w:tc>
+          <w:tcPr>
+            <w:tcW w:type="dxa" w:w="4680"/>
+            <w:vAlign w:val="center"/>
+            <w:tcMar>
+              <w:top w:w="80" w:type="dxa"/>
+              <w:start w:w="120" w:type="dxa"/>
+              <w:bottom w:w="80" w:type="dxa"/>
+              <w:end w:w="120" w:type="dxa"/>
+            </w:tcMar>
+            <w:shd w:fill="E8EEF5"/>
+          </w:tcPr>
+          <w:p>
+            <w:pPr>
+              <w:spacing w:after="40"/>
+            </w:pPr>
+            <w:r/>
+            <w:r>
+              <w:rPr>
+                <w:rFonts w:ascii="Microsoft YaHei" w:hAnsi="Microsoft YaHei" w:eastAsia="Microsoft YaHei"/>
+                <w:b/>
+                <w:i w:val="0"/>
+                <w:color w:val="1F4D78"/>
+                <w:sz w:val="18"/>
+              </w:rPr>
+              <w:t>流程</w:t>
+            </w:r>
+          </w:p>
+        </w:tc>
+        <w:tc>
+          <w:tcPr>
+            <w:tcW w:type="dxa" w:w="4680"/>
+            <w:vAlign w:val="center"/>
+            <w:tcMar>
+              <w:top w:w="80" w:type="dxa"/>
+              <w:start w:w="120" w:type="dxa"/>
+              <w:bottom w:w="80" w:type="dxa"/>
+              <w:end w:w="120" w:type="dxa"/>
+            </w:tcMar>
+            <w:shd w:fill="E8EEF5"/>
+          </w:tcPr>
+          <w:p>
+            <w:pPr>
+              <w:spacing w:after="40"/>
+            </w:pPr>
+            <w:r/>
+            <w:r>
+              <w:rPr>
+                <w:rFonts w:ascii="Microsoft YaHei" w:hAnsi="Microsoft YaHei" w:eastAsia="Microsoft YaHei"/>
+                <w:b/>
+                <w:i w:val="0"/>
+                <w:color w:val="1F4D78"/>
+                <w:sz w:val="18"/>
+              </w:rPr>
+              <w:t>八个步骤</w:t>
+            </w:r>
+          </w:p>
+        </w:tc>
+      </w:tr>
+      <w:tr>
+        <w:tc>
+          <w:tcPr>
+            <w:tcW w:type="dxa" w:w="4680"/>
+            <w:vAlign w:val="center"/>
+            <w:tcMar>
+              <w:top w:w="80" w:type="dxa"/>
+              <w:start w:w="120" w:type="dxa"/>
+              <w:bottom w:w="80" w:type="dxa"/>
+              <w:end w:w="120" w:type="dxa"/>
+            </w:tcMar>
+          </w:tcPr>
+          <w:p>
+            <w:pPr>
+              <w:spacing w:after="40"/>
+            </w:pPr>
+            <w:r/>
+            <w:r>
+              <w:rPr>
+                <w:rFonts w:ascii="Microsoft YaHei" w:hAnsi="Microsoft YaHei" w:eastAsia="Microsoft YaHei"/>
+                <w:b w:val="0"/>
+                <w:i w:val="0"/>
+                <w:sz w:val="18"/>
+              </w:rPr>
+              <w:t>浏览主要菜单</w:t>
+            </w:r>
+          </w:p>
+        </w:tc>
+        <w:tc>
+          <w:tcPr>
+            <w:tcW w:type="dxa" w:w="4680"/>
+            <w:vAlign w:val="center"/>
+            <w:tcMar>
+              <w:top w:w="80" w:type="dxa"/>
+              <w:start w:w="120" w:type="dxa"/>
+              <w:bottom w:w="80" w:type="dxa"/>
+              <w:end w:w="120" w:type="dxa"/>
+            </w:tcMar>
+          </w:tcPr>
+          <w:p>
+            <w:pPr>
+              <w:spacing w:after="40"/>
+            </w:pPr>
+            <w:r/>
+            <w:r>
+              <w:rPr>
+                <w:rFonts w:ascii="Microsoft YaHei" w:hAnsi="Microsoft YaHei" w:eastAsia="Microsoft YaHei"/>
+                <w:b w:val="0"/>
+                <w:i w:val="0"/>
+                <w:sz w:val="18"/>
+              </w:rPr>
+              <w:t>Bot → API → Admin → 意图和训练语句 → 实体和词典 → 评估 → 再训练 → 分析</w:t>
+            </w:r>
+          </w:p>
+        </w:tc>
+      </w:tr>
+      <w:tr>
+        <w:tc>
+          <w:tcPr>
+            <w:tcW w:type="dxa" w:w="4680"/>
+            <w:vAlign w:val="center"/>
+            <w:tcMar>
+              <w:top w:w="80" w:type="dxa"/>
+              <w:start w:w="120" w:type="dxa"/>
+              <w:bottom w:w="80" w:type="dxa"/>
+              <w:end w:w="120" w:type="dxa"/>
+            </w:tcMar>
+          </w:tcPr>
+          <w:p>
+            <w:pPr>
+              <w:spacing w:after="40"/>
+            </w:pPr>
+            <w:r/>
+            <w:r>
+              <w:rPr>
+                <w:rFonts w:ascii="Microsoft YaHei" w:hAnsi="Microsoft YaHei" w:eastAsia="Microsoft YaHei"/>
+                <w:b w:val="0"/>
+                <w:i w:val="0"/>
+                <w:sz w:val="18"/>
+              </w:rPr>
+              <w:t>创建机器人</w:t>
+            </w:r>
+          </w:p>
+        </w:tc>
+        <w:tc>
+          <w:tcPr>
+            <w:tcW w:type="dxa" w:w="4680"/>
+            <w:vAlign w:val="center"/>
+            <w:tcMar>
+              <w:top w:w="80" w:type="dxa"/>
+              <w:start w:w="120" w:type="dxa"/>
+              <w:bottom w:w="80" w:type="dxa"/>
+              <w:end w:w="120" w:type="dxa"/>
+            </w:tcMar>
+          </w:tcPr>
+          <w:p>
+            <w:pPr>
+              <w:spacing w:after="40"/>
+            </w:pPr>
+            <w:r/>
+            <w:r>
+              <w:rPr>
+                <w:rFonts w:ascii="Microsoft YaHei" w:hAnsi="Microsoft YaHei" w:eastAsia="Microsoft YaHei"/>
+                <w:b w:val="0"/>
+                <w:i w:val="0"/>
+                <w:sz w:val="18"/>
+              </w:rPr>
+              <w:t>创建 → 意图识别引擎 → 模型和回答方式 → 意图和训练语句 → 实体、词典和流程 → 训练 → 机器人测试 → 质量改进</w:t>
+            </w:r>
+          </w:p>
+        </w:tc>
+      </w:tr>
+    </w:tbl>
+    <w:p/>
+    <w:p>
+      <w:r>
+        <w:rPr>
+          <w:rFonts w:ascii="Microsoft YaHei" w:hAnsi="Microsoft YaHei" w:eastAsia="Microsoft YaHei"/>
+          <w:b w:val="0"/>
+          <w:i w:val="0"/>
+          <w:sz w:val="21"/>
+        </w:rPr>
+        <w:t xml:space="preserve">选择流程后点击 </w:t>
+      </w:r>
+      <w:r>
+        <w:rPr>
+          <w:rFonts w:ascii="Microsoft YaHei" w:hAnsi="Microsoft YaHei" w:eastAsia="Microsoft YaHei"/>
+          <w:b/>
+          <w:i w:val="0"/>
+          <w:sz w:val="21"/>
+        </w:rPr>
+        <w:t>开始体验</w:t>
+      </w:r>
+      <w:r>
+        <w:rPr>
+          <w:rFonts w:ascii="Microsoft YaHei" w:hAnsi="Microsoft YaHei" w:eastAsia="Microsoft YaHei"/>
+          <w:b w:val="0"/>
+          <w:i w:val="0"/>
+          <w:sz w:val="21"/>
+        </w:rPr>
+        <w:t xml:space="preserve">。可使用 </w:t>
+      </w:r>
+      <w:r>
+        <w:rPr>
+          <w:rFonts w:ascii="Microsoft YaHei" w:hAnsi="Microsoft YaHei" w:eastAsia="Microsoft YaHei"/>
+          <w:b/>
+          <w:i w:val="0"/>
+          <w:sz w:val="21"/>
+        </w:rPr>
+        <w:t>上一步</w:t>
+      </w:r>
+      <w:r>
+        <w:rPr>
+          <w:rFonts w:ascii="Microsoft YaHei" w:hAnsi="Microsoft YaHei" w:eastAsia="Microsoft YaHei"/>
+          <w:b w:val="0"/>
+          <w:i w:val="0"/>
+          <w:sz w:val="21"/>
+        </w:rPr>
+        <w:t>、</w:t>
+      </w:r>
+      <w:r>
+        <w:rPr>
+          <w:rFonts w:ascii="Microsoft YaHei" w:hAnsi="Microsoft YaHei" w:eastAsia="Microsoft YaHei"/>
+          <w:b/>
+          <w:i w:val="0"/>
+          <w:sz w:val="21"/>
+        </w:rPr>
+        <w:t>下一步</w:t>
+      </w:r>
+      <w:r>
+        <w:rPr>
+          <w:rFonts w:ascii="Microsoft YaHei" w:hAnsi="Microsoft YaHei" w:eastAsia="Microsoft YaHei"/>
+          <w:b w:val="0"/>
+          <w:i w:val="0"/>
+          <w:sz w:val="21"/>
+        </w:rPr>
+        <w:t xml:space="preserve"> 或步骤编号移动。</w:t>
+      </w:r>
+      <w:r>
+        <w:rPr>
+          <w:rFonts w:ascii="Microsoft YaHei" w:hAnsi="Microsoft YaHei" w:eastAsia="Microsoft YaHei"/>
+          <w:b/>
+          <w:i w:val="0"/>
+          <w:sz w:val="21"/>
+        </w:rPr>
+        <w:t>查看其他流程</w:t>
+      </w:r>
+      <w:r>
+        <w:rPr>
+          <w:rFonts w:ascii="Microsoft YaHei" w:hAnsi="Microsoft YaHei" w:eastAsia="Microsoft YaHei"/>
+          <w:b w:val="0"/>
+          <w:i w:val="0"/>
+          <w:sz w:val="21"/>
+        </w:rPr>
+        <w:t>用于切换流程。最后一步的</w:t>
+      </w:r>
+      <w:r>
+        <w:rPr>
+          <w:rFonts w:ascii="Microsoft YaHei" w:hAnsi="Microsoft YaHei" w:eastAsia="Microsoft YaHei"/>
+          <w:b/>
+          <w:i w:val="0"/>
+          <w:sz w:val="21"/>
+        </w:rPr>
+        <w:t>结束体验</w:t>
+      </w:r>
+      <w:r>
+        <w:rPr>
+          <w:rFonts w:ascii="Microsoft YaHei" w:hAnsi="Microsoft YaHei" w:eastAsia="Microsoft YaHei"/>
+          <w:b w:val="0"/>
+          <w:i w:val="0"/>
+          <w:sz w:val="21"/>
+        </w:rPr>
+        <w:t>会打开机器人列表或新建机器人画面。</w:t>
+      </w:r>
+      <w:r>
+        <w:rPr>
+          <w:rFonts w:ascii="Microsoft YaHei" w:hAnsi="Microsoft YaHei" w:eastAsia="Microsoft YaHei"/>
+          <w:b/>
+          <w:i w:val="0"/>
+          <w:sz w:val="21"/>
+        </w:rPr>
+        <w:t>启动时不再显示</w:t>
+      </w:r>
+      <w:r>
+        <w:rPr>
+          <w:rFonts w:ascii="Microsoft YaHei" w:hAnsi="Microsoft YaHei" w:eastAsia="Microsoft YaHei"/>
+          <w:b w:val="0"/>
+          <w:i w:val="0"/>
+          <w:sz w:val="21"/>
+        </w:rPr>
+        <w:t>只保存在当前浏览器中，仍可从帮助菜单重新打开。</w:t>
+      </w:r>
+    </w:p>
+    <w:p>
+      <w:pPr>
+        <w:pStyle w:val="Heading1"/>
+      </w:pPr>
+      <w:r>
+        <w:rPr>
+          <w:rFonts w:ascii="Microsoft YaHei" w:hAnsi="Microsoft YaHei" w:eastAsia="Microsoft YaHei"/>
+          <w:b/>
+          <w:i w:val="0"/>
+          <w:sz w:val="21"/>
+        </w:rPr>
         <w:t>下一个文档</w:t>
       </w:r>
     </w:p>
@@ -1937,9 +2775,11 @@
       <w:r>
         <w:rPr>
           <w:rFonts w:ascii="Microsoft YaHei" w:hAnsi="Microsoft YaHei" w:eastAsia="Microsoft YaHei"/>
+          <w:b w:val="0"/>
+          <w:i w:val="0"/>
           <w:sz w:val="21"/>
         </w:rPr>
-        <w:t>[查看所有CGA手册](../README.md)</w:t>
+        <w:t>查看所有CGA手册</w:t>
       </w:r>
     </w:p>
     <w:p>
@@ -1950,9 +2790,11 @@
       <w:r>
         <w:rPr>
           <w:rFonts w:ascii="Microsoft YaHei" w:hAnsi="Microsoft YaHei" w:eastAsia="Microsoft YaHei"/>
+          <w:b w:val="0"/>
+          <w:i w:val="0"/>
           <w:sz w:val="21"/>
         </w:rPr>
-        <w:t>[CGA 用户手册](../cga-user-manual/README.md)</w:t>
+        <w:t>CGA 用户手册</w:t>
       </w:r>
     </w:p>
     <w:p>
@@ -1963,9 +2805,11 @@
       <w:r>
         <w:rPr>
           <w:rFonts w:ascii="Microsoft YaHei" w:hAnsi="Microsoft YaHei" w:eastAsia="Microsoft YaHei"/>
+          <w:b w:val="0"/>
+          <w:i w:val="0"/>
           <w:sz w:val="21"/>
         </w:rPr>
-        <w:t>[CGA NLU使用指南](../cga-nlu-guide/README.md)</w:t>
+        <w:t>CGA NLU使用指南</w:t>
       </w:r>
     </w:p>
     <w:sectPr>
